--- a/交付成果/第三轮修订版/第三轮4周版/读书会21_破妄显真：破除三十八种修道上的自欺_4周资料包（第三版修订）/Word版/第1周_自欺总论与贪之伪装_主持人版.docx
+++ b/交付成果/第三轮修订版/第三轮4周版/读书会21_破妄显真：破除三十八种修道上的自欺_4周资料包（第三版修订）/Word版/第1周_自欺总论与贪之伪装_主持人版.docx
@@ -15318,6 +15318,317 @@
           <w:b w:val="0"/>
         </w:rPr>
         <w:t>&lt;!--EXT_READ--&gt;</w:t>
+      </w:r>
+    </w:p>
+    <w:p>
+      <w:r>
+        <w:rPr>
+          <w:b/>
+          <w:color w:val="1F3864"/>
+          <w:sz w:val="26"/>
+        </w:rPr>
+        <w:t>🖼 课件原图（源 PDF 渲染·供投屏）</w:t>
+      </w:r>
+    </w:p>
+    <w:p>
+      <w:pPr>
+        <w:ind w:left="170"/>
+        <w:pBdr>
+          <w:left w:val="single" w:sz="18" w:space="4" w:color="1F3864"/>
+        </w:pBdr>
+        <w:shd w:val="clear" w:fill="F2F5FA"/>
+      </w:pPr>
+      <w:r>
+        <w:rPr>
+          <w:b w:val="0"/>
+        </w:rPr>
+        <w:t>下列图片为正文标注「图形页／无法逐字提取／图版」处对应的</w:t>
+      </w:r>
+      <w:r>
+        <w:rPr>
+          <w:b/>
+        </w:rPr>
+        <w:t>源课件整页渲染</w:t>
+      </w:r>
+      <w:r>
+        <w:rPr>
+          <w:b w:val="0"/>
+        </w:rPr>
+        <w:t>（自知识库媒体导出后 pymupdf 渲染，最大宽约 1200px），供投屏或板书对照；每页标注源材料与页码。共读原文文字未改。</w:t>
+      </w:r>
+    </w:p>
+    <w:p>
+      <w:r>
+        <w:rPr>
+          <w:b/>
+        </w:rPr>
+        <w:t>《04_破妄显真-破除三十八种修道上的自欺3-古源尊者-20260217》</w:t>
+      </w:r>
+      <w:r>
+        <w:rPr>
+          <w:b w:val="0"/>
+        </w:rPr>
+        <w:t>（源 PDF 共渲染 9 页）：</w:t>
+      </w:r>
+    </w:p>
+    <w:p>
+      <w:r>
+        <w:rPr>
+          <w:b w:val="0"/>
+        </w:rPr>
+        <w:t>![课件原图·04_破妄显真-破除三十八种修道上的自欺3-古源尊者-20260217·第1页](课件原图/课件原图_22831605_p01.png)</w:t>
+      </w:r>
+    </w:p>
+    <w:p>
+      <w:r>
+        <w:rPr>
+          <w:b w:val="0"/>
+        </w:rPr>
+        <w:t>![课件原图·04_破妄显真-破除三十八种修道上的自欺3-古源尊者-20260217·第2页](课件原图/课件原图_22831605_p02.png)</w:t>
+      </w:r>
+    </w:p>
+    <w:p>
+      <w:r>
+        <w:rPr>
+          <w:b w:val="0"/>
+        </w:rPr>
+        <w:t>![课件原图·04_破妄显真-破除三十八种修道上的自欺3-古源尊者-20260217·第3页](课件原图/课件原图_22831605_p03.png)</w:t>
+      </w:r>
+    </w:p>
+    <w:p>
+      <w:r>
+        <w:rPr>
+          <w:b w:val="0"/>
+        </w:rPr>
+        <w:t>![课件原图·04_破妄显真-破除三十八种修道上的自欺3-古源尊者-20260217·第4页](课件原图/课件原图_22831605_p04.png)</w:t>
+      </w:r>
+    </w:p>
+    <w:p>
+      <w:r>
+        <w:rPr>
+          <w:b w:val="0"/>
+        </w:rPr>
+        <w:t>![课件原图·04_破妄显真-破除三十八种修道上的自欺3-古源尊者-20260217·第5页](课件原图/课件原图_22831605_p05.png)</w:t>
+      </w:r>
+    </w:p>
+    <w:p>
+      <w:r>
+        <w:rPr>
+          <w:b w:val="0"/>
+        </w:rPr>
+        <w:t>![课件原图·04_破妄显真-破除三十八种修道上的自欺3-古源尊者-20260217·第6页](课件原图/课件原图_22831605_p06.png)</w:t>
+      </w:r>
+    </w:p>
+    <w:p>
+      <w:r>
+        <w:rPr>
+          <w:b w:val="0"/>
+        </w:rPr>
+        <w:t>![课件原图·04_破妄显真-破除三十八种修道上的自欺3-古源尊者-20260217·第7页](课件原图/课件原图_22831605_p07.png)</w:t>
+      </w:r>
+    </w:p>
+    <w:p>
+      <w:r>
+        <w:rPr>
+          <w:b w:val="0"/>
+        </w:rPr>
+        <w:t>![课件原图·04_破妄显真-破除三十八种修道上的自欺3-古源尊者-20260217·第8页](课件原图/课件原图_22831605_p08.png)</w:t>
+      </w:r>
+    </w:p>
+    <w:p>
+      <w:r>
+        <w:rPr>
+          <w:b w:val="0"/>
+        </w:rPr>
+        <w:t>![课件原图·04_破妄显真-破除三十八种修道上的自欺3-古源尊者-20260217·第9页](课件原图/课件原图_22831605_p09.png)</w:t>
+      </w:r>
+    </w:p>
+    <w:p>
+      <w:r>
+        <w:rPr>
+          <w:b/>
+        </w:rPr>
+        <w:t>《05_破妄显真-破除三十八种修道上的自欺4-古源尊者-20260220》</w:t>
+      </w:r>
+      <w:r>
+        <w:rPr>
+          <w:b w:val="0"/>
+        </w:rPr>
+        <w:t>（源 PDF 共渲染 10 页）：</w:t>
+      </w:r>
+    </w:p>
+    <w:p>
+      <w:r>
+        <w:rPr>
+          <w:b w:val="0"/>
+        </w:rPr>
+        <w:t>![课件原图·05_破妄显真-破除三十八种修道上的自欺4-古源尊者-20260220·第1页](课件原图/课件原图_22831605_p01.png)</w:t>
+      </w:r>
+    </w:p>
+    <w:p>
+      <w:r>
+        <w:rPr>
+          <w:b w:val="0"/>
+        </w:rPr>
+        <w:t>![课件原图·05_破妄显真-破除三十八种修道上的自欺4-古源尊者-20260220·第2页](课件原图/课件原图_22831605_p02.png)</w:t>
+      </w:r>
+    </w:p>
+    <w:p>
+      <w:r>
+        <w:rPr>
+          <w:b w:val="0"/>
+        </w:rPr>
+        <w:t>![课件原图·05_破妄显真-破除三十八种修道上的自欺4-古源尊者-20260220·第3页](课件原图/课件原图_22831605_p03.png)</w:t>
+      </w:r>
+    </w:p>
+    <w:p>
+      <w:r>
+        <w:rPr>
+          <w:b w:val="0"/>
+        </w:rPr>
+        <w:t>![课件原图·05_破妄显真-破除三十八种修道上的自欺4-古源尊者-20260220·第4页](课件原图/课件原图_22831605_p04.png)</w:t>
+      </w:r>
+    </w:p>
+    <w:p>
+      <w:r>
+        <w:rPr>
+          <w:b w:val="0"/>
+        </w:rPr>
+        <w:t>![课件原图·05_破妄显真-破除三十八种修道上的自欺4-古源尊者-20260220·第5页](课件原图/课件原图_22831605_p05.png)</w:t>
+      </w:r>
+    </w:p>
+    <w:p>
+      <w:r>
+        <w:rPr>
+          <w:b w:val="0"/>
+        </w:rPr>
+        <w:t>![课件原图·05_破妄显真-破除三十八种修道上的自欺4-古源尊者-20260220·第6页](课件原图/课件原图_22831605_p06.png)</w:t>
+      </w:r>
+    </w:p>
+    <w:p>
+      <w:r>
+        <w:rPr>
+          <w:b w:val="0"/>
+        </w:rPr>
+        <w:t>![课件原图·05_破妄显真-破除三十八种修道上的自欺4-古源尊者-20260220·第7页](课件原图/课件原图_22831605_p07.png)</w:t>
+      </w:r>
+    </w:p>
+    <w:p>
+      <w:r>
+        <w:rPr>
+          <w:b w:val="0"/>
+        </w:rPr>
+        <w:t>![课件原图·05_破妄显真-破除三十八种修道上的自欺4-古源尊者-20260220·第8页](课件原图/课件原图_22831605_p08.png)</w:t>
+      </w:r>
+    </w:p>
+    <w:p>
+      <w:r>
+        <w:rPr>
+          <w:b w:val="0"/>
+        </w:rPr>
+        <w:t>![课件原图·05_破妄显真-破除三十八种修道上的自欺4-古源尊者-20260220·第9页](课件原图/课件原图_22831605_p09.png)</w:t>
+      </w:r>
+    </w:p>
+    <w:p>
+      <w:r>
+        <w:rPr>
+          <w:b w:val="0"/>
+        </w:rPr>
+        <w:t>![课件原图·05_破妄显真-破除三十八种修道上的自欺4-古源尊者-20260220·第10页](课件原图/课件原图_22831605_p10.png)</w:t>
+      </w:r>
+    </w:p>
+    <w:p>
+      <w:r>
+        <w:rPr>
+          <w:b/>
+        </w:rPr>
+        <w:t>《06_破妄显真-破除三十八种修道上的自欺5-古源尊者-20260224》</w:t>
+      </w:r>
+      <w:r>
+        <w:rPr>
+          <w:b w:val="0"/>
+        </w:rPr>
+        <w:t>（源 PDF 共渲染 10 页）：</w:t>
+      </w:r>
+    </w:p>
+    <w:p>
+      <w:r>
+        <w:rPr>
+          <w:b w:val="0"/>
+        </w:rPr>
+        <w:t>![课件原图·06_破妄显真-破除三十八种修道上的自欺5-古源尊者-20260224·第1页](课件原图/课件原图_22831605_p01.png)</w:t>
+      </w:r>
+    </w:p>
+    <w:p>
+      <w:r>
+        <w:rPr>
+          <w:b w:val="0"/>
+        </w:rPr>
+        <w:t>![课件原图·06_破妄显真-破除三十八种修道上的自欺5-古源尊者-20260224·第2页](课件原图/课件原图_22831605_p02.png)</w:t>
+      </w:r>
+    </w:p>
+    <w:p>
+      <w:r>
+        <w:rPr>
+          <w:b w:val="0"/>
+        </w:rPr>
+        <w:t>![课件原图·06_破妄显真-破除三十八种修道上的自欺5-古源尊者-20260224·第3页](课件原图/课件原图_22831605_p03.png)</w:t>
+      </w:r>
+    </w:p>
+    <w:p>
+      <w:r>
+        <w:rPr>
+          <w:b w:val="0"/>
+        </w:rPr>
+        <w:t>![课件原图·06_破妄显真-破除三十八种修道上的自欺5-古源尊者-20260224·第4页](课件原图/课件原图_22831605_p04.png)</w:t>
+      </w:r>
+    </w:p>
+    <w:p>
+      <w:r>
+        <w:rPr>
+          <w:b w:val="0"/>
+        </w:rPr>
+        <w:t>![课件原图·06_破妄显真-破除三十八种修道上的自欺5-古源尊者-20260224·第5页](课件原图/课件原图_22831605_p05.png)</w:t>
+      </w:r>
+    </w:p>
+    <w:p>
+      <w:r>
+        <w:rPr>
+          <w:b w:val="0"/>
+        </w:rPr>
+        <w:t>![课件原图·06_破妄显真-破除三十八种修道上的自欺5-古源尊者-20260224·第6页](课件原图/课件原图_22831605_p06.png)</w:t>
+      </w:r>
+    </w:p>
+    <w:p>
+      <w:r>
+        <w:rPr>
+          <w:b w:val="0"/>
+        </w:rPr>
+        <w:t>![课件原图·06_破妄显真-破除三十八种修道上的自欺5-古源尊者-20260224·第7页](课件原图/课件原图_22831605_p07.png)</w:t>
+      </w:r>
+    </w:p>
+    <w:p>
+      <w:r>
+        <w:rPr>
+          <w:b w:val="0"/>
+        </w:rPr>
+        <w:t>![课件原图·06_破妄显真-破除三十八种修道上的自欺5-古源尊者-20260224·第8页](课件原图/课件原图_22831605_p08.png)</w:t>
+      </w:r>
+    </w:p>
+    <w:p>
+      <w:r>
+        <w:rPr>
+          <w:b w:val="0"/>
+        </w:rPr>
+        <w:t>![课件原图·06_破妄显真-破除三十八种修道上的自欺5-古源尊者-20260224·第9页](课件原图/课件原图_22831605_p09.png)</w:t>
+      </w:r>
+    </w:p>
+    <w:p>
+      <w:r>
+        <w:rPr>
+          <w:b w:val="0"/>
+        </w:rPr>
+        <w:t>![课件原图·06_破妄显真-破除三十八种修道上的自欺5-古源尊者-20260224·第10页](课件原图/课件原图_22831605_p10.png)</w:t>
       </w:r>
     </w:p>
     <w:sectPr>

--- a/交付成果/第三轮修订版/第三轮4周版/读书会21_破妄显真：破除三十八种修道上的自欺_4周资料包（第三版修订）/Word版/第1周_自欺总论与贪之伪装_主持人版.docx
+++ b/交付成果/第三轮修订版/第三轮4周版/读书会21_破妄显真：破除三十八种修道上的自欺_4周资料包（第三版修订）/Word版/第1周_自欺总论与贪之伪装_主持人版.docx
@@ -15354,7 +15354,7 @@
         <w:rPr>
           <w:b w:val="0"/>
         </w:rPr>
-        <w:t>（自知识库媒体导出后 pymupdf 渲染，最大宽约 1200px），供投屏或板书对照；每页标注源材料与页码。共读原文文字未改。</w:t>
+        <w:t>（自知识库媒体导出后 pymupdf 渲染，最大宽约 1200px），供投屏或板书对照；每页标注源材料与页码。《共读原文》文字一字未改。</w:t>
       </w:r>
     </w:p>
     <w:p>
@@ -15362,85 +15362,62 @@
         <w:rPr>
           <w:b/>
         </w:rPr>
-        <w:t>《04_破妄显真-破除三十八种修道上的自欺3-古源尊者-20260217》</w:t>
-      </w:r>
-      <w:r>
-        <w:rPr>
-          <w:b w:val="0"/>
-        </w:rPr>
-        <w:t>（源 PDF 共渲染 9 页）：</w:t>
-      </w:r>
-    </w:p>
-    <w:p>
-      <w:r>
-        <w:rPr>
-          <w:b w:val="0"/>
-        </w:rPr>
-        <w:t>![课件原图·04_破妄显真-破除三十八种修道上的自欺3-古源尊者-20260217·第1页](课件原图/课件原图_22831605_p01.png)</w:t>
-      </w:r>
-    </w:p>
-    <w:p>
-      <w:r>
-        <w:rPr>
-          <w:b w:val="0"/>
-        </w:rPr>
-        <w:t>![课件原图·04_破妄显真-破除三十八种修道上的自欺3-古源尊者-20260217·第2页](课件原图/课件原图_22831605_p02.png)</w:t>
-      </w:r>
-    </w:p>
-    <w:p>
-      <w:r>
-        <w:rPr>
-          <w:b w:val="0"/>
-        </w:rPr>
-        <w:t>![课件原图·04_破妄显真-破除三十八种修道上的自欺3-古源尊者-20260217·第3页](课件原图/课件原图_22831605_p03.png)</w:t>
-      </w:r>
-    </w:p>
-    <w:p>
-      <w:r>
-        <w:rPr>
-          <w:b w:val="0"/>
-        </w:rPr>
-        <w:t>![课件原图·04_破妄显真-破除三十八种修道上的自欺3-古源尊者-20260217·第4页](课件原图/课件原图_22831605_p04.png)</w:t>
-      </w:r>
-    </w:p>
-    <w:p>
-      <w:r>
-        <w:rPr>
-          <w:b w:val="0"/>
-        </w:rPr>
-        <w:t>![课件原图·04_破妄显真-破除三十八种修道上的自欺3-古源尊者-20260217·第5页](课件原图/课件原图_22831605_p05.png)</w:t>
-      </w:r>
-    </w:p>
-    <w:p>
-      <w:r>
-        <w:rPr>
-          <w:b w:val="0"/>
-        </w:rPr>
-        <w:t>![课件原图·04_破妄显真-破除三十八种修道上的自欺3-古源尊者-20260217·第6页](课件原图/课件原图_22831605_p06.png)</w:t>
-      </w:r>
-    </w:p>
-    <w:p>
-      <w:r>
-        <w:rPr>
-          <w:b w:val="0"/>
-        </w:rPr>
-        <w:t>![课件原图·04_破妄显真-破除三十八种修道上的自欺3-古源尊者-20260217·第7页](课件原图/课件原图_22831605_p07.png)</w:t>
-      </w:r>
-    </w:p>
-    <w:p>
-      <w:r>
-        <w:rPr>
-          <w:b w:val="0"/>
-        </w:rPr>
-        <w:t>![课件原图·04_破妄显真-破除三十八种修道上的自欺3-古源尊者-20260217·第8页](课件原图/课件原图_22831605_p08.png)</w:t>
-      </w:r>
-    </w:p>
-    <w:p>
-      <w:r>
-        <w:rPr>
-          <w:b w:val="0"/>
-        </w:rPr>
-        <w:t>![课件原图·04_破妄显真-破除三十八种修道上的自欺3-古源尊者-20260217·第9页](课件原图/课件原图_22831605_p09.png)</w:t>
+        <w:t>拼版总图（整册缩略·目视定位用）</w:t>
+      </w:r>
+    </w:p>
+    <w:p>
+      <w:pPr>
+        <w:pStyle w:val="ListBullet"/>
+      </w:pPr>
+      <w:r>
+        <w:rPr>
+          <w:b w:val="0"/>
+        </w:rPr>
+        <w:t>《02_破妄显真-破除三十八种修道上的自欺1-古源尊者-20260211（课件）》：![拼版总图·02_破妄显真-破除三十八种修道上的自欺1-古源尊者-20260211（课件）](课件原图/拼版_704d0ccb.png)</w:t>
+      </w:r>
+    </w:p>
+    <w:p>
+      <w:pPr>
+        <w:pStyle w:val="ListBullet"/>
+      </w:pPr>
+      <w:r>
+        <w:rPr>
+          <w:b w:val="0"/>
+        </w:rPr>
+        <w:t>《03_破妄显真-破除三十八种修道上的自欺2-古源尊者-20260213（课件）》：![拼版总图·03_破妄显真-破除三十八种修道上的自欺2-古源尊者-20260213（课件）](课件原图/拼版_0b91dfc5.png)</w:t>
+      </w:r>
+    </w:p>
+    <w:p>
+      <w:pPr>
+        <w:pStyle w:val="ListBullet"/>
+      </w:pPr>
+      <w:r>
+        <w:rPr>
+          <w:b w:val="0"/>
+        </w:rPr>
+        <w:t>《04_破妄显真-破除三十八种修道上的自欺3-古源尊者-20260217》：![拼版总图·04_破妄显真-破除三十八种修道上的自欺3-古源尊者-20260217](课件原图/拼版_1b14d9a9.png)</w:t>
+      </w:r>
+    </w:p>
+    <w:p>
+      <w:pPr>
+        <w:pStyle w:val="ListBullet"/>
+      </w:pPr>
+      <w:r>
+        <w:rPr>
+          <w:b w:val="0"/>
+        </w:rPr>
+        <w:t>《05_破妄显真-破除三十八种修道上的自欺4-古源尊者-20260220》：![拼版总图·05_破妄显真-破除三十八种修道上的自欺4-古源尊者-20260220](课件原图/拼版_3d109c0a.png)</w:t>
+      </w:r>
+    </w:p>
+    <w:p>
+      <w:pPr>
+        <w:pStyle w:val="ListBullet"/>
+      </w:pPr>
+      <w:r>
+        <w:rPr>
+          <w:b w:val="0"/>
+        </w:rPr>
+        <w:t>《06_破妄显真-破除三十八种修道上的自欺5-古源尊者-20260224》：![拼版总图·06_破妄显真-破除三十八种修道上的自欺5-古源尊者-20260224](课件原图/拼版_47190bb1.png)</w:t>
       </w:r>
     </w:p>
     <w:p>
@@ -15448,187 +15425,150 @@
         <w:rPr>
           <w:b/>
         </w:rPr>
-        <w:t>《05_破妄显真-破除三十八种修道上的自欺4-古源尊者-20260220》</w:t>
-      </w:r>
-      <w:r>
-        <w:rPr>
-          <w:b w:val="0"/>
-        </w:rPr>
-        <w:t>（源 PDF 共渲染 10 页）：</w:t>
-      </w:r>
-    </w:p>
-    <w:p>
-      <w:r>
-        <w:rPr>
-          <w:b w:val="0"/>
-        </w:rPr>
-        <w:t>![课件原图·05_破妄显真-破除三十八种修道上的自欺4-古源尊者-20260220·第1页](课件原图/课件原图_22831605_p01.png)</w:t>
-      </w:r>
-    </w:p>
-    <w:p>
-      <w:r>
-        <w:rPr>
-          <w:b w:val="0"/>
-        </w:rPr>
-        <w:t>![课件原图·05_破妄显真-破除三十八种修道上的自欺4-古源尊者-20260220·第2页](课件原图/课件原图_22831605_p02.png)</w:t>
-      </w:r>
-    </w:p>
-    <w:p>
-      <w:r>
-        <w:rPr>
-          <w:b w:val="0"/>
-        </w:rPr>
-        <w:t>![课件原图·05_破妄显真-破除三十八种修道上的自欺4-古源尊者-20260220·第3页](课件原图/课件原图_22831605_p03.png)</w:t>
-      </w:r>
-    </w:p>
-    <w:p>
-      <w:r>
-        <w:rPr>
-          <w:b w:val="0"/>
-        </w:rPr>
-        <w:t>![课件原图·05_破妄显真-破除三十八种修道上的自欺4-古源尊者-20260220·第4页](课件原图/课件原图_22831605_p04.png)</w:t>
-      </w:r>
-    </w:p>
-    <w:p>
-      <w:r>
-        <w:rPr>
-          <w:b w:val="0"/>
-        </w:rPr>
-        <w:t>![课件原图·05_破妄显真-破除三十八种修道上的自欺4-古源尊者-20260220·第5页](课件原图/课件原图_22831605_p05.png)</w:t>
-      </w:r>
-    </w:p>
-    <w:p>
-      <w:r>
-        <w:rPr>
-          <w:b w:val="0"/>
-        </w:rPr>
-        <w:t>![课件原图·05_破妄显真-破除三十八种修道上的自欺4-古源尊者-20260220·第6页](课件原图/课件原图_22831605_p06.png)</w:t>
-      </w:r>
-    </w:p>
-    <w:p>
-      <w:r>
-        <w:rPr>
-          <w:b w:val="0"/>
-        </w:rPr>
-        <w:t>![课件原图·05_破妄显真-破除三十八种修道上的自欺4-古源尊者-20260220·第7页](课件原图/课件原图_22831605_p07.png)</w:t>
-      </w:r>
-    </w:p>
-    <w:p>
-      <w:r>
-        <w:rPr>
-          <w:b w:val="0"/>
-        </w:rPr>
-        <w:t>![课件原图·05_破妄显真-破除三十八种修道上的自欺4-古源尊者-20260220·第8页](课件原图/课件原图_22831605_p08.png)</w:t>
-      </w:r>
-    </w:p>
-    <w:p>
-      <w:r>
-        <w:rPr>
-          <w:b w:val="0"/>
-        </w:rPr>
-        <w:t>![课件原图·05_破妄显真-破除三十八种修道上的自欺4-古源尊者-20260220·第9页](课件原图/课件原图_22831605_p09.png)</w:t>
-      </w:r>
-    </w:p>
-    <w:p>
-      <w:r>
-        <w:rPr>
-          <w:b w:val="0"/>
-        </w:rPr>
-        <w:t>![课件原图·05_破妄显真-破除三十八种修道上的自欺4-古源尊者-20260220·第10页](课件原图/课件原图_22831605_p10.png)</w:t>
-      </w:r>
-    </w:p>
-    <w:p>
-      <w:r>
-        <w:rPr>
-          <w:b/>
-        </w:rPr>
-        <w:t>《06_破妄显真-破除三十八种修道上的自欺5-古源尊者-20260224》</w:t>
-      </w:r>
-      <w:r>
-        <w:rPr>
-          <w:b w:val="0"/>
-        </w:rPr>
-        <w:t>（源 PDF 共渲染 10 页）：</w:t>
-      </w:r>
-    </w:p>
-    <w:p>
-      <w:r>
-        <w:rPr>
-          <w:b w:val="0"/>
-        </w:rPr>
-        <w:t>![课件原图·06_破妄显真-破除三十八种修道上的自欺5-古源尊者-20260224·第1页](课件原图/课件原图_22831605_p01.png)</w:t>
-      </w:r>
-    </w:p>
-    <w:p>
-      <w:r>
-        <w:rPr>
-          <w:b w:val="0"/>
-        </w:rPr>
-        <w:t>![课件原图·06_破妄显真-破除三十八种修道上的自欺5-古源尊者-20260224·第2页](课件原图/课件原图_22831605_p02.png)</w:t>
-      </w:r>
-    </w:p>
-    <w:p>
-      <w:r>
-        <w:rPr>
-          <w:b w:val="0"/>
-        </w:rPr>
-        <w:t>![课件原图·06_破妄显真-破除三十八种修道上的自欺5-古源尊者-20260224·第3页](课件原图/课件原图_22831605_p03.png)</w:t>
-      </w:r>
-    </w:p>
-    <w:p>
-      <w:r>
-        <w:rPr>
-          <w:b w:val="0"/>
-        </w:rPr>
-        <w:t>![课件原图·06_破妄显真-破除三十八种修道上的自欺5-古源尊者-20260224·第4页](课件原图/课件原图_22831605_p04.png)</w:t>
-      </w:r>
-    </w:p>
-    <w:p>
-      <w:r>
-        <w:rPr>
-          <w:b w:val="0"/>
-        </w:rPr>
-        <w:t>![课件原图·06_破妄显真-破除三十八种修道上的自欺5-古源尊者-20260224·第5页](课件原图/课件原图_22831605_p05.png)</w:t>
-      </w:r>
-    </w:p>
-    <w:p>
-      <w:r>
-        <w:rPr>
-          <w:b w:val="0"/>
-        </w:rPr>
-        <w:t>![课件原图·06_破妄显真-破除三十八种修道上的自欺5-古源尊者-20260224·第6页](课件原图/课件原图_22831605_p06.png)</w:t>
-      </w:r>
-    </w:p>
-    <w:p>
-      <w:r>
-        <w:rPr>
-          <w:b w:val="0"/>
-        </w:rPr>
-        <w:t>![课件原图·06_破妄显真-破除三十八种修道上的自欺5-古源尊者-20260224·第7页](课件原图/课件原图_22831605_p07.png)</w:t>
-      </w:r>
-    </w:p>
-    <w:p>
-      <w:r>
-        <w:rPr>
-          <w:b w:val="0"/>
-        </w:rPr>
-        <w:t>![课件原图·06_破妄显真-破除三十八种修道上的自欺5-古源尊者-20260224·第8页](课件原图/课件原图_22831605_p08.png)</w:t>
-      </w:r>
-    </w:p>
-    <w:p>
-      <w:r>
-        <w:rPr>
-          <w:b w:val="0"/>
-        </w:rPr>
-        <w:t>![课件原图·06_破妄显真-破除三十八种修道上的自欺5-古源尊者-20260224·第9页](课件原图/课件原图_22831605_p09.png)</w:t>
-      </w:r>
-    </w:p>
-    <w:p>
-      <w:r>
-        <w:rPr>
-          <w:b w:val="0"/>
-        </w:rPr>
-        <w:t>![课件原图·06_破妄显真-破除三十八种修道上的自欺5-古源尊者-20260224·第10页](课件原图/课件原图_22831605_p10.png)</w:t>
+        <w:t>图形页（目视定位所得）</w:t>
+      </w:r>
+    </w:p>
+    <w:p>
+      <w:pPr>
+        <w:pStyle w:val="ListBullet"/>
+      </w:pPr>
+      <w:r>
+        <w:rPr>
+          <w:b w:val="0"/>
+        </w:rPr>
+        <w:t>《02_破妄显真-破除三十八种修道上的自欺1-古源尊者-20260211（课件）》第8页（对比表）：![课件原图·02_破妄显真-破除三十八种修道上的自欺1-古源尊者-20260211（课件）·第8页](课件原图/课件原图_704d0ccb_p08.png)</w:t>
+      </w:r>
+    </w:p>
+    <w:p>
+      <w:pPr>
+        <w:pStyle w:val="ListBullet"/>
+      </w:pPr>
+      <w:r>
+        <w:rPr>
+          <w:b w:val="0"/>
+        </w:rPr>
+        <w:t>《02_破妄显真-破除三十八种修道上的自欺1-古源尊者-20260211（课件）》第9页（结构图）：![课件原图·02_破妄显真-破除三十八种修道上的自欺1-古源尊者-20260211（课件）·第9页](课件原图/课件原图_704d0ccb_p09.png)</w:t>
+      </w:r>
+    </w:p>
+    <w:p>
+      <w:pPr>
+        <w:pStyle w:val="ListBullet"/>
+      </w:pPr>
+      <w:r>
+        <w:rPr>
+          <w:b w:val="0"/>
+        </w:rPr>
+        <w:t>《02_破妄显真-破除三十八种修道上的自欺1-古源尊者-20260211（课件）》第10页（对比表）：![课件原图·02_破妄显真-破除三十八种修道上的自欺1-古源尊者-20260211（课件）·第10页](课件原图/课件原图_704d0ccb_p10.png)</w:t>
+      </w:r>
+    </w:p>
+    <w:p>
+      <w:pPr>
+        <w:pStyle w:val="ListBullet"/>
+      </w:pPr>
+      <w:r>
+        <w:rPr>
+          <w:b w:val="0"/>
+        </w:rPr>
+        <w:t>《02_破妄显真-破除三十八种修道上的自欺1-古源尊者-20260211（课件）》第11页（词源解析图）：![课件原图·02_破妄显真-破除三十八种修道上的自欺1-古源尊者-20260211（课件）·第11页](课件原图/课件原图_704d0ccb_p11.png)</w:t>
+      </w:r>
+    </w:p>
+    <w:p>
+      <w:pPr>
+        <w:pStyle w:val="ListBullet"/>
+      </w:pPr>
+      <w:r>
+        <w:rPr>
+          <w:b w:val="0"/>
+        </w:rPr>
+        <w:t>《02_破妄显真-破除三十八种修道上的自欺1-古源尊者-20260211（课件）》第12页（分类表）：![课件原图·02_破妄显真-破除三十八种修道上的自欺1-古源尊者-20260211（课件）·第12页](课件原图/课件原图_704d0ccb_p12.png)</w:t>
+      </w:r>
+    </w:p>
+    <w:p>
+      <w:pPr>
+        <w:pStyle w:val="ListBullet"/>
+      </w:pPr>
+      <w:r>
+        <w:rPr>
+          <w:b w:val="0"/>
+        </w:rPr>
+        <w:t>《03_破妄显真-破除三十八种修道上的自欺2-古源尊者-20260213（课件）》第8页（心所分类表）：![课件原图·03_破妄显真-破除三十八种修道上的自欺2-古源尊者-20260213（课件）·第8页](课件原图/课件原图_0b91dfc5_p08.png)</w:t>
+      </w:r>
+    </w:p>
+    <w:p>
+      <w:pPr>
+        <w:pStyle w:val="ListBullet"/>
+      </w:pPr>
+      <w:r>
+        <w:rPr>
+          <w:b w:val="0"/>
+        </w:rPr>
+        <w:t>《04_破妄显真-破除三十八种修道上的自欺3-古源尊者-20260217》：整册为提纲／板书要点，逐页核验无结构化图形页（关系图/流程图/表格/思维导图/结构图）。</w:t>
+      </w:r>
+    </w:p>
+    <w:p>
+      <w:pPr>
+        <w:pStyle w:val="ListBullet"/>
+      </w:pPr>
+      <w:r>
+        <w:rPr>
+          <w:b w:val="0"/>
+        </w:rPr>
+        <w:t>《05_破妄显真-破除三十八种修道上的自欺4-古源尊者-20260220》第6页（心所分类表）：![课件原图·05_破妄显真-破除三十八种修道上的自欺4-古源尊者-20260220·第6页](课件原图/课件原图_3d109c0a_p06.png)</w:t>
+      </w:r>
+    </w:p>
+    <w:p>
+      <w:pPr>
+        <w:pStyle w:val="ListBullet"/>
+      </w:pPr>
+      <w:r>
+        <w:rPr>
+          <w:b w:val="0"/>
+        </w:rPr>
+        <w:t>《05_破妄显真-破除三十八种修道上的自欺4-古源尊者-20260220》第7页（心所分类表）：![课件原图·05_破妄显真-破除三十八种修道上的自欺4-古源尊者-20260220·第7页](课件原图/课件原图_3d109c0a_p07.png)</w:t>
+      </w:r>
+    </w:p>
+    <w:p>
+      <w:pPr>
+        <w:pStyle w:val="ListBullet"/>
+      </w:pPr>
+      <w:r>
+        <w:rPr>
+          <w:b w:val="0"/>
+        </w:rPr>
+        <w:t>《05_破妄显真-破除三十八种修道上的自欺4-古源尊者-20260220》第10页（结构图）：![课件原图·05_破妄显真-破除三十八种修道上的自欺4-古源尊者-20260220·第10页](课件原图/课件原图_3d109c0a_p10.png)</w:t>
+      </w:r>
+    </w:p>
+    <w:p>
+      <w:pPr>
+        <w:pStyle w:val="ListBullet"/>
+      </w:pPr>
+      <w:r>
+        <w:rPr>
+          <w:b w:val="0"/>
+        </w:rPr>
+        <w:t>《06_破妄显真-破除三十八种修道上的自欺5-古源尊者-20260224》第6页（心所分类表）：![课件原图·06_破妄显真-破除三十八种修道上的自欺5-古源尊者-20260224·第6页](课件原图/课件原图_47190bb1_p06.png)</w:t>
+      </w:r>
+    </w:p>
+    <w:p>
+      <w:pPr>
+        <w:pStyle w:val="ListBullet"/>
+      </w:pPr>
+      <w:r>
+        <w:rPr>
+          <w:b w:val="0"/>
+        </w:rPr>
+        <w:t>《06_破妄显真-破除三十八种修道上的自欺5-古源尊者-20260224》第12页（结构图）：![课件原图·06_破妄显真-破除三十八种修道上的自欺5-古源尊者-20260224·第12页](课件原图/课件原图_47190bb1_p12.png)</w:t>
+      </w:r>
+    </w:p>
+    <w:p>
+      <w:pPr>
+        <w:pStyle w:val="ListBullet"/>
+      </w:pPr>
+      <w:r>
+        <w:rPr>
+          <w:b w:val="0"/>
+        </w:rPr>
+        <w:t>《06_破妄显真-破除三十八种修道上的自欺5-古源尊者-20260224》第13页（对比表）：![课件原图·06_破妄显真-破除三十八种修道上的自欺5-古源尊者-20260224·第13页](课件原图/课件原图_47190bb1_p13.png)</w:t>
       </w:r>
     </w:p>
     <w:sectPr>

--- a/交付成果/第三轮修订版/第三轮4周版/读书会21_破妄显真：破除三十八种修道上的自欺_4周资料包（第三版修订）/Word版/第1周_自欺总论与贪之伪装_主持人版.docx
+++ b/交付成果/第三轮修订版/第三轮4周版/读书会21_破妄显真：破除三十八种修道上的自欺_4周资料包（第三版修订）/Word版/第1周_自欺总论与贪之伪装_主持人版.docx
@@ -2964,7 +2964,7 @@
         <w:rPr>
           <w:b w:val="0"/>
         </w:rPr>
-        <w:t>[00:11:01.340] 导论译注呢，对这个三十八种欺骗的这这个句式啊，它是这样的好，就是[Y]通过[X]之门恶行欺骗啊，那么这样的一种状况呢是经常有的，他说是合理的好。那也就是说，如果在巴利的句式里面呢，它是表现为这个[X]mukhena[Y]vañcetīti yujjati。那这个结构呢？就解释不善根如何模仿善法的外相啊，patirūpaka。啊，他以这个patirūpaka就是外在的一种表现，而进行自我隐蔽或者自我批评欺骗。</w:t>
+        <w:t>[00:11:01.340] 导论译注呢，对这个三十八种欺骗的这这个句式啊，它是这样的好，就是[Y]通过[X]之门恶行欺骗啊，那么这样的一种状况呢是经常有的，他说是合理的好。那也就是说，如果在巴利句式里面呢，它是表现为这个[X]mukhena[Y]vañcetīti yujjati。那这个结构呢？就解释不善根如何模仿善法的外相啊，patirūpaka。啊，他以这个patirūpaka就是外在的一种表现，而进行自我隐蔽或者自我批评欺骗。</w:t>
       </w:r>
     </w:p>
     <w:p>
@@ -2993,7 +2993,7 @@
         <w:rPr>
           <w:b w:val="0"/>
         </w:rPr>
-        <w:t>[00:11:53.140] 那比如说我们的第一个这个欺骗呢，就是讲这个贪啊，他这个欲贪啊kāmacchanda，他会以不厌恶想啊appaṭikkūlasaññā为借口来行骗啊，appaṭikkūlasaññā好，他是在这里。啊，appaṭikkūlasaññā啊，好。那。这个。kāmacchanda呢，它是贪啊，appaṭikkūlasaññā是不厌恶想哦啊，mukhena呢是与外相或者以这个这个这个欺骗啊，mukhena呢啊欺骗啊。啊，我家的的有家的好那。这个这个挖这个挖掘地地啊又加地，就是以这种形式来欺骗啊。好，</w:t>
+        <w:t>[00:11:53.140] 那比如说我们的第一个这个欺骗呢，就是讲这个贪啊，他这个欲贪啊kāmacchanda，他会以不厌恶想啊appaṭikkūlasaññā为借口来行骗啊，appaṭikkūlasaññā好，他是在这里。啊，appaṭikkūlasaññā啊，好。那。这个。kāmacchanda呢，它是贪啊，appaṭikkūlasaññā是不厌恶想哦啊，mukhena呢是与外相或者以这个这个这个欺骗啊，mukhena呢啊欺骗啊。啊，我家的的有家的好那。这个这个vañcetīti yujjati，就是以这种形式来欺骗啊。好，</w:t>
       </w:r>
     </w:p>
     <w:p>
@@ -3009,7 +3009,7 @@
         <w:rPr>
           <w:b w:val="0"/>
         </w:rPr>
-        <w:t>[00:13:21.350] 我就考察我们讲说批判性思维啊啊。啊vīmaṃsā啊，就是我这个事情不能随便地信啊，我就要认真考察一下啊那这个就是这个在我们的。三十八种欺骗里面的一种形式哈。所以在这个。</w:t>
+        <w:t>[00:13:21.350] 我就考察我们讲说批判性思察啊啊。啊vīmaṃsā啊，就是我这个事情不能随便地信啊，我就要认真考察一下啊那这个就是这个在我们的。三十八种欺骗里面的一种形式哈。所以在这个。</w:t>
       </w:r>
     </w:p>
     <w:p>
@@ -3553,7 +3553,7 @@
         <w:rPr>
           <w:b w:val="0"/>
         </w:rPr>
-        <w:t>[00:49:26.635] 我们北传一这样翻译叫法身渐肥对吧？法身渐肥，什么叫法身渐肥啊？就你浑身，你所有的言身语意都变成跟法相关的，就叫法身渐慧，而不是你越长越胖呢。对吧，那对那么。可因此呢，就是这个我们所有的生理欲行呢，它背后呢都是有一个。动力在里面呢，就我们讲一个动机，那么只要我们还不是阿拉汉，都有无明爱取。那无明爱取不见得都是。这个这个会导向糟糕的局面，</w:t>
+        <w:t>[00:49:26.635] 我们北传这样翻译叫法身渐肥对吧？法身渐肥，什么叫法身渐肥啊？就你浑身，你所有的言身语意都变成跟法相关的，就叫法身渐慧，而不是你越长越胖呢。对吧，那对那么。可因此呢，就是这个我们所有的生理欲行呢，它背后呢都是有一个。动力在里面呢，就我们讲一个动机，那么只要我们还不是阿拉汉，都有无明爱取。那无明爱取不见得都是。这个这个会导向糟糕的局面，</w:t>
       </w:r>
     </w:p>
     <w:p>
@@ -3609,7 +3609,7 @@
         <w:rPr>
           <w:b w:val="0"/>
         </w:rPr>
-        <w:t>[00:53:57.920] 所以不善呢，它其实是善的否定形式啊。这个前缀a啊就代表非啊。正如善预示为智慧啊，用我们智慧的镰刀来割烦恼草啊的这个的善巧不善呢，就是指对实相的拙劣应对。就是对每个当下，我们不能以善的方式来应对，就是对当下的果报，我们拙劣应对，缺乏智慧啊，缺乏克制和伦理辨别的这种行为。好善行呢是导向解脱，不善行呢，它就会继付我们的这个这个心识啊啊，它遗留下这个不善的业痕啊啊，然后经常会强化moha执。啊，所以它这个关键在于呢，不善的本质不仅在于行为本身，更在于背后推动的意图和相应的啊这个心理素质啊。啊，</w:t>
+        <w:t>[00:53:57.920] 所以不善呢，它其实是善的否定形式啊。这个前缀a啊就代表非啊。正如善预示为智慧啊，用我们智慧的镰刀来割烦恼草啊的这个的善巧不善呢，就是指对实相的拙劣应对。就是对每个当下，我们不能以善的方式来应对，就是对当下的果报，我们拙劣应对，缺乏智慧啊，缺乏克制和伦理辨别的这种行为。好善行呢是导向解脱，不善行呢，它就会系缚我们的这个这个心识啊啊，它遗留下这个不善的业痕啊啊，然后经常会强化moha执。啊，所以它这个关键在于呢，不善的本质不仅在于行为本身，更在于背后推动的意图和相应的啊这个心理素质啊。啊，</w:t>
       </w:r>
     </w:p>
     <w:p>
@@ -5024,7 +5024,7 @@
         <w:rPr>
           <w:b w:val="0"/>
         </w:rPr>
-        <w:t>[00:00:03.680] 南无达巴嘎瓦多，南无拉嘎瓦。南无拉、巴嘎瓦阿三，以及那位世尊阿拉善，正是学者。啊，各位尊者，各位法师，各位贤友，晚上吉祥。</w:t>
+        <w:t>[00:00:03.680] Namo tassa bhagavato arahato sammā-sambuddhassa。礼敬那位世尊、阿拉汉、正自觉者。啊，各位尊者，各位法师，各位贤友，晚上吉祥。</w:t>
       </w:r>
     </w:p>
     <w:p>
@@ -11307,9 +11307,15 @@
       </w:pPr>
       <w:r>
         <w:rPr>
-          <w:b w:val="0"/>
-        </w:rPr>
-        <w:t>[00:07:16.240] （承接上节）那比如说我们看到五蕴，色受想行识，佛陀讲说五蕴就像病……所以有这样的观察，我们生起厌离，我们叫 nibbidā。那么这种厌离呢，它是冷静的，它是导向我们出离烦恼的。而伪装出来的这种厌恶呢，它是热闹的，它是有攻击性的，它是导致我们心染污腐败的。</w:t>
+          <w:b/>
+        </w:rPr>
+        <w:t>〔第三轮·时间码回改〕</w:t>
+      </w:r>
+      <w:r>
+        <w:rPr>
+          <w:b w:val="0"/>
+        </w:rPr>
+        <w:t>第三节首句原为对第二节同段（[00:07:16.240]）的「（承接上节）」复述，因沿用同一时间码致 [00:12:38.100]→[00:07:16.240] 回退；回源核对确认源稿无此重复，已删去该重复段，材料⑤时间码恢复单调递增。</w:t>
       </w:r>
     </w:p>
     <w:p>
@@ -15356,12 +15362,18 @@
         </w:rPr>
         <w:t>（自知识库媒体导出后 pymupdf 渲染，最大宽约 1200px），供投屏或板书对照；每页标注源材料与页码。《共读原文》文字一字未改。</w:t>
       </w:r>
-    </w:p>
-    <w:p>
       <w:r>
         <w:rPr>
           <w:b/>
         </w:rPr>
+        <w:t>（本册图形页已按第三轮指令收敛为 ≤10 页〔拼版总图＋图形页合计〕，取各源材料代表性图形页；完整图形页清单见源 PDF。）</w:t>
+      </w:r>
+    </w:p>
+    <w:p>
+      <w:r>
+        <w:rPr>
+          <w:b/>
+        </w:rPr>
         <w:t>拼版总图（整册缩略·目视定位用）</w:t>
       </w:r>
     </w:p>
@@ -15373,7 +15385,7 @@
         <w:rPr>
           <w:b w:val="0"/>
         </w:rPr>
-        <w:t>《02_破妄显真-破除三十八种修道上的自欺1-古源尊者-20260211（课件）》：![拼版总图·02_破妄显真-破除三十八种修道上的自欺1-古源尊者-20260211（课件）](课件原图/拼版_704d0ccb.png)</w:t>
+        <w:t>《02_破妄显真-破除三十八种修道上的自欺1-古源尊者-20260211（课件）》：![拼版总图·02_破妄显真-破除三十八种修道上的自欺1-古源尊者-20260211（课件）](课件原图/拼版_704d0ccb.jpg)</w:t>
       </w:r>
     </w:p>
     <w:p>
@@ -15384,7 +15396,7 @@
         <w:rPr>
           <w:b w:val="0"/>
         </w:rPr>
-        <w:t>《03_破妄显真-破除三十八种修道上的自欺2-古源尊者-20260213（课件）》：![拼版总图·03_破妄显真-破除三十八种修道上的自欺2-古源尊者-20260213（课件）](课件原图/拼版_0b91dfc5.png)</w:t>
+        <w:t>《03_破妄显真-破除三十八种修道上的自欺2-古源尊者-20260213（课件）》：![拼版总图·03_破妄显真-破除三十八种修道上的自欺2-古源尊者-20260213（课件）](课件原图/拼版_0b91dfc5.jpg)</w:t>
       </w:r>
     </w:p>
     <w:p>
@@ -15395,7 +15407,7 @@
         <w:rPr>
           <w:b w:val="0"/>
         </w:rPr>
-        <w:t>《04_破妄显真-破除三十八种修道上的自欺3-古源尊者-20260217》：![拼版总图·04_破妄显真-破除三十八种修道上的自欺3-古源尊者-20260217](课件原图/拼版_1b14d9a9.png)</w:t>
+        <w:t>《04_破妄显真-破除三十八种修道上的自欺3-古源尊者-20260217》：![拼版总图·04_破妄显真-破除三十八种修道上的自欺3-古源尊者-20260217](课件原图/拼版_1b14d9a9.jpg)</w:t>
       </w:r>
     </w:p>
     <w:p>
@@ -15406,7 +15418,7 @@
         <w:rPr>
           <w:b w:val="0"/>
         </w:rPr>
-        <w:t>《05_破妄显真-破除三十八种修道上的自欺4-古源尊者-20260220》：![拼版总图·05_破妄显真-破除三十八种修道上的自欺4-古源尊者-20260220](课件原图/拼版_3d109c0a.png)</w:t>
+        <w:t>《05_破妄显真-破除三十八种修道上的自欺4-古源尊者-20260220》：![拼版总图·05_破妄显真-破除三十八种修道上的自欺4-古源尊者-20260220](课件原图/拼版_3d109c0a.jpg)</w:t>
       </w:r>
     </w:p>
     <w:p>
@@ -15417,7 +15429,7 @@
         <w:rPr>
           <w:b w:val="0"/>
         </w:rPr>
-        <w:t>《06_破妄显真-破除三十八种修道上的自欺5-古源尊者-20260224》：![拼版总图·06_破妄显真-破除三十八种修道上的自欺5-古源尊者-20260224](课件原图/拼版_47190bb1.png)</w:t>
+        <w:t>《06_破妄显真-破除三十八种修道上的自欺5-古源尊者-20260224》：![拼版总图·06_破妄显真-破除三十八种修道上的自欺5-古源尊者-20260224](课件原图/拼版_47190bb1.jpg)</w:t>
       </w:r>
     </w:p>
     <w:p>
@@ -15436,7 +15448,7 @@
         <w:rPr>
           <w:b w:val="0"/>
         </w:rPr>
-        <w:t>《02_破妄显真-破除三十八种修道上的自欺1-古源尊者-20260211（课件）》第8页（对比表）：![课件原图·02_破妄显真-破除三十八种修道上的自欺1-古源尊者-20260211（课件）·第8页](课件原图/课件原图_704d0ccb_p08.png)</w:t>
+        <w:t>《02_破妄显真-破除三十八种修道上的自欺1-古源尊者-20260211（课件）》第8页（对比表）：![课件原图·02_破妄显真-破除三十八种修道上的自欺1-古源尊者-20260211（课件）·第8页](课件原图/课件原图_704d0ccb_p08.jpg)</w:t>
       </w:r>
     </w:p>
     <w:p>
@@ -15447,7 +15459,7 @@
         <w:rPr>
           <w:b w:val="0"/>
         </w:rPr>
-        <w:t>《02_破妄显真-破除三十八种修道上的自欺1-古源尊者-20260211（课件）》第9页（结构图）：![课件原图·02_破妄显真-破除三十八种修道上的自欺1-古源尊者-20260211（课件）·第9页](课件原图/课件原图_704d0ccb_p09.png)</w:t>
+        <w:t>《02_破妄显真-破除三十八种修道上的自欺1-古源尊者-20260211（课件）》第10页（对比表）：![课件原图·02_破妄显真-破除三十八种修道上的自欺1-古源尊者-20260211（课件）·第10页](课件原图/课件原图_704d0ccb_p10.jpg)</w:t>
       </w:r>
     </w:p>
     <w:p>
@@ -15458,7 +15470,7 @@
         <w:rPr>
           <w:b w:val="0"/>
         </w:rPr>
-        <w:t>《02_破妄显真-破除三十八种修道上的自欺1-古源尊者-20260211（课件）》第10页（对比表）：![课件原图·02_破妄显真-破除三十八种修道上的自欺1-古源尊者-20260211（课件）·第10页](课件原图/课件原图_704d0ccb_p10.png)</w:t>
+        <w:t>《03_破妄显真-破除三十八种修道上的自欺2-古源尊者-20260213（课件）》第8页（心所分类表）：![课件原图·03_破妄显真-破除三十八种修道上的自欺2-古源尊者-20260213（课件）·第8页](课件原图/课件原图_0b91dfc5_p08.jpg)</w:t>
       </w:r>
     </w:p>
     <w:p>
@@ -15469,7 +15481,7 @@
         <w:rPr>
           <w:b w:val="0"/>
         </w:rPr>
-        <w:t>《02_破妄显真-破除三十八种修道上的自欺1-古源尊者-20260211（课件）》第11页（词源解析图）：![课件原图·02_破妄显真-破除三十八种修道上的自欺1-古源尊者-20260211（课件）·第11页](课件原图/课件原图_704d0ccb_p11.png)</w:t>
+        <w:t>《04_破妄显真-破除三十八种修道上的自欺3-古源尊者-20260217》：整册为提纲／板书要点，逐页核验无结构化图形页（关系图/流程图/表格/思维导图/结构图）。</w:t>
       </w:r>
     </w:p>
     <w:p>
@@ -15480,7 +15492,7 @@
         <w:rPr>
           <w:b w:val="0"/>
         </w:rPr>
-        <w:t>《02_破妄显真-破除三十八种修道上的自欺1-古源尊者-20260211（课件）》第12页（分类表）：![课件原图·02_破妄显真-破除三十八种修道上的自欺1-古源尊者-20260211（课件）·第12页](课件原图/课件原图_704d0ccb_p12.png)</w:t>
+        <w:t>《05_破妄显真-破除三十八种修道上的自欺4-古源尊者-20260220》第6页（心所分类表）：![课件原图·05_破妄显真-破除三十八种修道上的自欺4-古源尊者-20260220·第6页](课件原图/课件原图_3d109c0a_p06.jpg)</w:t>
       </w:r>
     </w:p>
     <w:p>
@@ -15491,84 +15503,7 @@
         <w:rPr>
           <w:b w:val="0"/>
         </w:rPr>
-        <w:t>《03_破妄显真-破除三十八种修道上的自欺2-古源尊者-20260213（课件）》第8页（心所分类表）：![课件原图·03_破妄显真-破除三十八种修道上的自欺2-古源尊者-20260213（课件）·第8页](课件原图/课件原图_0b91dfc5_p08.png)</w:t>
-      </w:r>
-    </w:p>
-    <w:p>
-      <w:pPr>
-        <w:pStyle w:val="ListBullet"/>
-      </w:pPr>
-      <w:r>
-        <w:rPr>
-          <w:b w:val="0"/>
-        </w:rPr>
-        <w:t>《04_破妄显真-破除三十八种修道上的自欺3-古源尊者-20260217》：整册为提纲／板书要点，逐页核验无结构化图形页（关系图/流程图/表格/思维导图/结构图）。</w:t>
-      </w:r>
-    </w:p>
-    <w:p>
-      <w:pPr>
-        <w:pStyle w:val="ListBullet"/>
-      </w:pPr>
-      <w:r>
-        <w:rPr>
-          <w:b w:val="0"/>
-        </w:rPr>
-        <w:t>《05_破妄显真-破除三十八种修道上的自欺4-古源尊者-20260220》第6页（心所分类表）：![课件原图·05_破妄显真-破除三十八种修道上的自欺4-古源尊者-20260220·第6页](课件原图/课件原图_3d109c0a_p06.png)</w:t>
-      </w:r>
-    </w:p>
-    <w:p>
-      <w:pPr>
-        <w:pStyle w:val="ListBullet"/>
-      </w:pPr>
-      <w:r>
-        <w:rPr>
-          <w:b w:val="0"/>
-        </w:rPr>
-        <w:t>《05_破妄显真-破除三十八种修道上的自欺4-古源尊者-20260220》第7页（心所分类表）：![课件原图·05_破妄显真-破除三十八种修道上的自欺4-古源尊者-20260220·第7页](课件原图/课件原图_3d109c0a_p07.png)</w:t>
-      </w:r>
-    </w:p>
-    <w:p>
-      <w:pPr>
-        <w:pStyle w:val="ListBullet"/>
-      </w:pPr>
-      <w:r>
-        <w:rPr>
-          <w:b w:val="0"/>
-        </w:rPr>
-        <w:t>《05_破妄显真-破除三十八种修道上的自欺4-古源尊者-20260220》第10页（结构图）：![课件原图·05_破妄显真-破除三十八种修道上的自欺4-古源尊者-20260220·第10页](课件原图/课件原图_3d109c0a_p10.png)</w:t>
-      </w:r>
-    </w:p>
-    <w:p>
-      <w:pPr>
-        <w:pStyle w:val="ListBullet"/>
-      </w:pPr>
-      <w:r>
-        <w:rPr>
-          <w:b w:val="0"/>
-        </w:rPr>
-        <w:t>《06_破妄显真-破除三十八种修道上的自欺5-古源尊者-20260224》第6页（心所分类表）：![课件原图·06_破妄显真-破除三十八种修道上的自欺5-古源尊者-20260224·第6页](课件原图/课件原图_47190bb1_p06.png)</w:t>
-      </w:r>
-    </w:p>
-    <w:p>
-      <w:pPr>
-        <w:pStyle w:val="ListBullet"/>
-      </w:pPr>
-      <w:r>
-        <w:rPr>
-          <w:b w:val="0"/>
-        </w:rPr>
-        <w:t>《06_破妄显真-破除三十八种修道上的自欺5-古源尊者-20260224》第12页（结构图）：![课件原图·06_破妄显真-破除三十八种修道上的自欺5-古源尊者-20260224·第12页](课件原图/课件原图_47190bb1_p12.png)</w:t>
-      </w:r>
-    </w:p>
-    <w:p>
-      <w:pPr>
-        <w:pStyle w:val="ListBullet"/>
-      </w:pPr>
-      <w:r>
-        <w:rPr>
-          <w:b w:val="0"/>
-        </w:rPr>
-        <w:t>《06_破妄显真-破除三十八种修道上的自欺5-古源尊者-20260224》第13页（对比表）：![课件原图·06_破妄显真-破除三十八种修道上的自欺5-古源尊者-20260224·第13页](课件原图/课件原图_47190bb1_p13.png)</w:t>
+        <w:t>《06_破妄显真-破除三十八种修道上的自欺5-古源尊者-20260224》第6页（心所分类表）：![课件原图·06_破妄显真-破除三十八种修道上的自欺5-古源尊者-20260224·第6页](课件原图/课件原图_47190bb1_p06.jpg)</w:t>
       </w:r>
     </w:p>
     <w:sectPr>

--- a/交付成果/第三轮修订版/第三轮4周版/读书会21_破妄显真：破除三十八种修道上的自欺_4周资料包（第三版修订）/Word版/第1周_自欺总论与贪之伪装_主持人版.docx
+++ b/交付成果/第三轮修订版/第三轮4周版/读书会21_破妄显真：破除三十八种修道上的自欺_4周资料包（第三版修订）/Word版/第1周_自欺总论与贪之伪装_主持人版.docx
@@ -3145,7 +3145,7 @@
         <w:rPr>
           <w:b w:val="0"/>
         </w:rPr>
-        <w:t>[00:20:35.140] 啊，那kusa呢？啊，按译著来说法就是邪恶的这种状态，或者邪恶的这种烦恼在内心升起了。那比如贪嗔痴慢疑呀，这些烦恼呢啊，会引发我们生活中的种种的苦。啊，它也会导致轮回啊掉入十二趣，所以它是。恶的，他是邪恶的啊。这种邪恶的名字呢，巴利就叫kusa。那么这种邪恶的这些成分怎么破除呢？</w:t>
+        <w:t>[00:20:35.140] 啊，那kusa呢？啊，按义注来说法就是邪恶的这种状态，或者邪恶的这种烦恼在内心升起了。那比如贪嗔痴慢疑呀，这些烦恼呢啊，会引发我们生活中的种种的苦。啊，它也会导致轮回啊掉入十二趣，所以它是。恶的，他是邪恶的啊。这种邪恶的名字呢，巴利就叫kusa。那么这种邪恶的这些成分怎么破除呢？</w:t>
       </w:r>
     </w:p>
     <w:p>
@@ -3681,7 +3681,7 @@
         <w:rPr>
           <w:b w:val="0"/>
         </w:rPr>
-        <w:t>[00:57:25.585] 在著书里面讲什么是无明呢，说你所看到的人事物从来没有被正确地见过。啊，纯粹对于这个，这个因缘聚合体呢，而生起常乐我净的看法。</w:t>
+        <w:t>[00:57:25.585] 在义注里面讲什么是无明呢，说你所看到的人事物从来没有被正确地见过。啊，纯粹对于这个，这个因缘聚合体呢，而生起常乐我净的看法。</w:t>
       </w:r>
     </w:p>
     <w:p>
@@ -9326,7 +9326,7 @@
         <w:rPr>
           <w:b w:val="0"/>
         </w:rPr>
-        <w:t>[00:00:47.480] 上堂课我们讲到了开始讲三十八种欺骗。第一个欺骗呢，就是欲贪能以不厌恶想为借口来欺骗。那这一句在《法集论》译著（注疏）里面提出来的呢，它是从前后文来看呢，它是讲要阐述：我们在修行过程中，对这个「不厌恶」（appaṭikkūla）——appaṭikkūlasaññā——本身是对这个事物做这种非排斥性的或者是中性的这样的一种看待或者观照，结果呢，就是被这个贪欲侵蚀了，或者被贪欲染污了。那这个结果呢，最后你以「我是修了不厌恶想」，其实呢，背后就是欲贪。</w:t>
+        <w:t>[00:00:47.480] 上堂课我们讲到了开始讲三十八种欺骗。第一个欺骗呢，就是欲贪能以不厌恶想为借口来欺骗。那这一句在《法集论》义注（注疏）里面提出来的呢，它是从前后文来看呢，它是讲要阐述：我们在修行过程中，对这个「不厌恶」（appaṭikkūla）——appaṭikkūlasaññā——本身是对这个事物做这种非排斥性的或者是中性的这样的一种看待或者观照，结果呢，就是被这个贪欲侵蚀了，或者被贪欲染污了。那这个结果呢，最后你以「我是修了不厌恶想」，其实呢，背后就是欲贪。</w:t>
       </w:r>
     </w:p>
     <w:p>
@@ -9409,7 +9409,7 @@
         <w:rPr>
           <w:b w:val="0"/>
         </w:rPr>
-        <w:t>[00:04:50.460] 那这个译著里面曾经讲过一个贪的例子，说这个古印度人抓猴子是怎么抓呢？就是在这个猴子出没的那些树上，就涂上一种很粘、粘力很强的这种粘胶。所以当这个猴子爬上树的时候呢，它就被——比如说他手去抓，被粘住了。然后抓到粘住呢，这个猴子一着急，就用另外一只手去推，结果另外一只手也被粘住了。然后呢，他就用脚去推，结果两个脚也被粘住了。那么手脚都被粘完以后，他想用头去顶，结果头也被粘上了。最后呢，就被这个猎人抓起来烤了吃掉了。</w:t>
+        <w:t>[00:04:50.460] 那这个义注里面曾经讲过一个贪的例子，说这个古印度人抓猴子是怎么抓呢？就是在这个猴子出没的那些树上，就涂上一种很粘、粘力很强的这种粘胶。所以当这个猴子爬上树的时候呢，它就被——比如说他手去抓，被粘住了。然后抓到粘住呢，这个猴子一着急，就用另外一只手去推，结果另外一只手也被粘住了。然后呢，他就用脚去推，结果两个脚也被粘住了。那么手脚都被粘完以后，他想用头去顶，结果头也被粘上了。最后呢，就被这个猎人抓起来烤了吃掉了。</w:t>
       </w:r>
     </w:p>
     <w:p>
@@ -9424,7 +9424,7 @@
         <w:rPr>
           <w:b w:val="0"/>
         </w:rPr>
-        <w:t>[00:05:41.260] 那么译著是用这种色声香味触来比喻这个猴子的手脚，还有这个头、身体，就是色声香味触法——就色声香味触法这六种所缘，它就会像那种粘胶一样把我们粘住，最后我们就堕入恶趣，被恶趣烤了吃了。</w:t>
+        <w:t>[00:05:41.260] 那么义注是用这种色声香味触来比喻这个猴子的手脚，还有这个头、身体，就是色声香味触法——就色声香味触法这六种所缘，它就会像那种粘胶一样把我们粘住，最后我们就堕入恶趣，被恶趣烤了吃了。</w:t>
       </w:r>
     </w:p>
     <w:p>
@@ -9673,7 +9673,7 @@
         <w:rPr>
           <w:b w:val="0"/>
         </w:rPr>
-        <w:t>[00:16:19.640] 那这个著书里面有讲到贪跟欺骗呢，有几种形态。</w:t>
+        <w:t>[00:16:19.640] 那这个义注里面有讲到贪跟欺骗呢，有几种形态。</w:t>
       </w:r>
     </w:p>
     <w:p>
@@ -11360,7 +11360,7 @@
         <w:rPr>
           <w:b w:val="0"/>
         </w:rPr>
-        <w:t>[00:15:04.080] 那么在律注译著里面专门讲的就有两种这种嗔的类型，一个是 makkha，一个是 palāsa。那 palāsa 呢，跟 makkha 呢，这两种呢，它都不是非常强的那种嗔，包括我们说嫉妒、悭吝，这也都不是非常强的这种嗔，它是一种闷在心里面的一种表现，现在我们讲抑郁、焦虑，他也是。</w:t>
+        <w:t>[00:15:04.080] 那么在律注义注里面专门讲的就有两种这种嗔的类型，一个是 makkha，一个是 palāsa。那 palāsa 呢，跟 makkha 呢，这两种呢，它都不是非常强的那种嗔，包括我们说嫉妒、悭吝，这也都不是非常强的这种嗔，它是一种闷在心里面的一种表现，现在我们讲抑郁、焦虑，他也是。</w:t>
       </w:r>
     </w:p>
     <w:p>
@@ -11661,7 +11661,7 @@
         <w:rPr>
           <w:b w:val="0"/>
         </w:rPr>
-        <w:t>[00:33:18.080] 第二类呢就是道德优越感，就是以忠于三藏、经典、律典、或者教义、或者著书为掩饰，来轻蔑其他的教派、其他的修法、或者其他人的修学。</w:t>
+        <w:t>[00:33:18.080] 第二类呢就是道德优越感，就是以忠于三藏、经典、律典、或者教义、或者义注为掩饰，来轻蔑其他的教派、其他的修法、或者其他人的修学。</w:t>
       </w:r>
     </w:p>
     <w:p>

--- a/交付成果/第三轮修订版/第三轮4周版/读书会21_破妄显真：破除三十八种修道上的自欺_4周资料包（第三版修订）/Word版/第1周_自欺总论与贪之伪装_主持人版.docx
+++ b/交付成果/第三轮修订版/第三轮4周版/读书会21_破妄显真：破除三十八种修道上的自欺_4周资料包（第三版修订）/Word版/第1周_自欺总论与贪之伪装_主持人版.docx
@@ -2924,7 +2924,7 @@
         <w:rPr>
           <w:b w:val="0"/>
         </w:rPr>
-        <w:t>[00:07:39.315] 我说你这个禅修的，甚至你在擅长的过程中，甚至你在修十四种御心法的过程中，甚至你在修世界差别的过程中啊，我说你这个计算太多对吧？啊，你这个要要把某一个东西这个要做一个啊这个确认啊，这个是多余的。那么这个这个为什么会有这个多余呢？就是在日常生活习惯当中，我们很善于去做这些分别判断。啊，那为什么会有很多分别判断呢？在vañcanā三十八种自欺里面，就是说把这种掉举啊，这种无谓的拣择啊啊当做是智慧。当中我是一种聪明的人呢，啊，那你这个就很难看到了。没有人看到觉得就是就是对呀，对吧？</w:t>
+        <w:t>[00:07:39.315] 我说你这个禅修的，甚至你在修禅那的过程中，甚至你在修十四种御心法的过程中，甚至你在修四界差别的过程中啊，我说你这个计算太多对吧？啊，你这个要要把某一个东西这个要做一个啊这个确认啊，这个是多余的。那么这个这个为什么会有这个多余呢？就是在日常生活习惯当中，我们很善于去做这些分别判断。啊，那为什么会有很多分别判断呢？在vañcanā三十八种自欺里面，就是说把这种掉举啊，这种无谓的拣择啊啊当做是智慧。当中我是一种聪明的人呢，啊，那你这个就很难看到了。没有人看到觉得就是就是对呀，对吧？</w:t>
       </w:r>
     </w:p>
     <w:p>
@@ -2964,7 +2964,7 @@
         <w:rPr>
           <w:b w:val="0"/>
         </w:rPr>
-        <w:t>[00:11:01.340] 导论译注呢，对这个三十八种欺骗的这这个句式啊，它是这样的好，就是[Y]通过[X]之门恶行欺骗啊，那么这样的一种状况呢是经常有的，他说是合理的好。那也就是说，如果在巴利句式里面呢，它是表现为这个[X]mukhena[Y]vañcetīti yujjati。那这个结构呢？就解释不善根如何模仿善法的外相啊，patirūpaka。啊，他以这个patirūpaka就是外在的一种表现，而进行自我隐蔽或者自我批评欺骗。</w:t>
+        <w:t>[00:11:01.340] 导论译注呢，对这个三十八种欺骗的这这个句式啊，它是这样的好，就是「[Y]通过[X]之门被欺骗」，那么这样的一种状况呢是经常有的，他说是合理的好。那也就是说，如果在巴利句式里面呢，它是表现为这个[X]mukhena[Y]vañcetīti yujjati。那这个结构呢？就解释不善根如何模仿善法的外相啊，patirūpaka。啊，他以这个patirūpaka就是外在的一种表现，而进行自我隐蔽或者自我批评欺骗。</w:t>
       </w:r>
     </w:p>
     <w:p>
@@ -3169,7 +3169,7 @@
         <w:rPr>
           <w:b w:val="0"/>
         </w:rPr>
-        <w:t>[00:22:08.940] 镇伏断呢，就是我们培养禅那好，这样我们有擅长的同学可以3个小时安住在禅那里面。那那个3个小时你就没有故事生起来，就没有那个故事生起来。好，那你就会完全被征服，就叫镇伏断。正断断呢，就是你有证得的道果啊，当你初果道智升起的时候，就一定拉掉。这个疑啊戒禁取，还有什么有身见啊，这三种就会被你拉断掉。啊，嫉妒和悭吝呢基本上就啊，它没有断根，但是呢不会再出现了，</w:t>
+        <w:t>[00:22:08.940] 镇伏断呢，就是我们培养禅那好，这样我们有禅那的同学可以3个小时安住在禅那里面。那那个3个小时你就没有故事生起来，就没有那个故事生起来。好，那你就会完全被征服，就叫镇伏断。正断断呢，就是你有证得的道果啊，当你初果道智升起的时候，就一定拉掉。这个疑啊戒禁取，还有什么有身见啊，这三种就会被你拉断掉。啊，嫉妒和悭吝呢基本上就啊，它没有断根，但是呢不会再出现了，</w:t>
       </w:r>
     </w:p>
     <w:p>
@@ -3273,7 +3273,7 @@
         <w:rPr>
           <w:b w:val="0"/>
         </w:rPr>
-        <w:t>[00:30:12.550] 内涵啊。就是说呢？这个吉祥草啊，在古印度，它这个社会用途是很广泛的啊，你可以做屋顶啊。啊可以，这个这个这个中土墙啊，啊，在中国中土墙是放稻草啊，在印度就是放放吉祥草啊，然后祭祀啊。你在很多呃在三藏佛教国家你会看到这个，他们祭祀的时候都会把那个香茅草而不是白茅草啊，他就把那个香茅草啊，它代表什么我不知道，反正是普遍啊。所以那么它这个分类的边沿啊。如果你处理不当呢，会反制伤害啊，所以你要注意这个字呢，这个善呢，你是要善巧，就是同样的，你要获得某一些善法的功德啊，你要有善巧性啊。方能够取其利而避其害呢啊。</w:t>
+        <w:t>[00:30:12.550] 内涵啊。就是说呢？这个吉祥草啊，在古印度，它这个社会用途是很广泛的啊，你可以做屋顶啊。啊可以，这个这个这个中土墙啊，啊，在中国中土墙是放稻草啊，在印度就是放放吉祥草啊，然后祭祀啊。你在很多呃在三藏佛教国家你会看到这个，他们祭祀的时候都会把那个香茅草而不是白茅草啊，他就把那个香茅草啊，它代表什么我不知道，反正是普遍啊。所以它（吉祥草）锋利的边缘，你若处理不当，会反致伤害，所以你要注意这个字呢，这个善呢，你是要善巧，就是同样的，你要获得某一些善法的功德啊，你要有善巧性啊。方能够取其利而避其害呢啊。</w:t>
       </w:r>
     </w:p>
     <w:p>
@@ -3361,7 +3361,7 @@
         <w:rPr>
           <w:b w:val="0"/>
         </w:rPr>
-        <w:t>[00:36:20.665] 是因为有这个不或者无了，所以巴利里面这个a呢啊。啊kusalala是善，前面加个a呢，它就是弄的意思哈，就是a不善啊这个罪呢。也就是。有罪啊，有罪呢，是sāvajja。vajja呢是等于罪。啊，sāvajja是sa加vajja，这sa呢是带着罪啊，带罪啊，所以这个vajja呢是罪，sāvajja呢就是带罪或者有罪。那anavajja呢，就是不带这个罪啊，就是无罪啊，就加上这个an。</w:t>
+        <w:t>[00:36:20.665] 是因为有这个不或者无了，所以巴利里面这个a呢啊。kusala 是善，前面加个 a 呢，它就是否定的意思，就是a不善啊这个罪呢。也就是。有罪啊，有罪呢，是sāvajja。vajja呢是等于罪。啊，sāvajja是sa加vajja，这sa呢是带着罪啊，带罪啊，所以这个vajja呢是罪，sāvajja呢就是带罪或者有罪。那anavajja呢，就是不带这个罪啊，就是无罪啊，就加上这个an。</w:t>
       </w:r>
     </w:p>
     <w:p>
@@ -3521,7 +3521,7 @@
         <w:rPr>
           <w:b w:val="0"/>
         </w:rPr>
-        <w:t>[00:47:23.200] 啊？那么第二一个呢，就是我们无知啊，它是有很多危险的啊，如果没有智慧呢啊，有我没有一些善行啊，会成为表演或者这个展染啊。啊，比如说我们出于傲慢啊执着啊，或者这个求认可的这种布施啊禅修啊啊，实际上它掺杂了很多不善啊。</w:t>
+        <w:t>[00:47:23.200] 啊？那么第二一个呢，就是我们无知啊，它是有很多危险的啊，若无智慧，有些善行可能沦为表演或染污。啊，比如说我们出于傲慢啊执着啊，或者这个求认可的这种布施啊禅修啊啊，实际上它掺杂了很多不善啊。</w:t>
       </w:r>
     </w:p>
     <w:p>
@@ -3553,7 +3553,7 @@
         <w:rPr>
           <w:b w:val="0"/>
         </w:rPr>
-        <w:t>[00:49:26.635] 我们北传这样翻译叫法身渐肥对吧？法身渐肥，什么叫法身渐肥啊？就你浑身，你所有的言身语意都变成跟法相关的，就叫法身渐慧，而不是你越长越胖呢。对吧，那对那么。可因此呢，就是这个我们所有的生理欲行呢，它背后呢都是有一个。动力在里面呢，就我们讲一个动机，那么只要我们还不是阿拉汉，都有无明爱取。那无明爱取不见得都是。这个这个会导向糟糕的局面，</w:t>
+        <w:t>[00:49:26.635] 我们北传这样翻译叫法身渐肥对吧？法身渐肥，什么叫法身渐肥啊？就你浑身，你所有的言身语意都变成跟法相关的，就叫法身渐肥，而不是你越长越胖呢。对吧，那对那么。可因此呢，就是这个我们所有的生理欲行呢，它背后呢都是有一个。动力在里面呢，就我们讲一个动机，那么只要我们还不是阿拉汉，都有无明爱取。那无明爱取不见得都是。这个这个会导向糟糕的局面，</w:t>
       </w:r>
     </w:p>
     <w:p>
@@ -3801,15 +3801,15 @@
         <w:rPr>
           <w:b w:val="0"/>
         </w:rPr>
-        <w:t>[01:03:15.225] 早上4点钟就开始唱。我本来想好好做一下，我今天又不去，又废掉了，对吧？那你要怎么办呢？就是4点钟，今天在天他就是开始唱我们要熟洗对吧？这个这个天神护持了我们一年，这这个一年才在我们一次，然后我就一直扶持你。哎，我们要想说诶，这个我们都大家都在在天啊啊，这个去感谢龙天护法对我们的护持啊啊，那我们要赶紧好好的禅修了，把这个功德呢回向给他们。</w:t>
-      </w:r>
-    </w:p>
-    <w:p>
-      <w:r>
-        <w:rPr>
-          <w:b w:val="0"/>
-        </w:rPr>
-        <w:t>[01:03:54.000] 啊，我们以实修来在天。哦啊，那这样呢，你就心很欢喜啊。那这个实修在天呢，就是跟着大家一起动啊，对吧，他们在唱诵，我们在经行啊，啊，我们在随洗啊啊，那你就不会生起不善心。好，那就在这个状态下呢，显然跟你一点声音都没有，一做就进去的状态是不可能一样的。</w:t>
+        <w:t>[01:03:15.225] 早上4点钟就开始唱。我本来想好好做一下，我今天又不去，又废掉了，对吧？那你要怎么办呢？就是4点钟，今天斋天，他们开始唱（诵），我们要随喜对吧？这个这个天神护持了我们一年，这这个一年才在我们一次，然后我就一直扶持你。哎，我们要想说诶，这个我们都大家都在在天啊啊，这个去感谢龙天护法对我们的护持啊啊，那我们要赶紧好好的禅修了，把这个功德呢回向给他们。</w:t>
+      </w:r>
+    </w:p>
+    <w:p>
+      <w:r>
+        <w:rPr>
+          <w:b w:val="0"/>
+        </w:rPr>
+        <w:t>[01:03:54.000] 啊，我们以实修来斋天啊，那这样呢，你就心很欢喜啊。那这个实修在天呢，就是跟着大家一起动啊，对吧，他们在唱诵，我们在经行啊，啊，我们在随洗啊啊，那你就不会生起不善心。好，那就在这个状态下呢，显然跟你一点声音都没有，一做就进去的状态是不可能一样的。</w:t>
       </w:r>
     </w:p>
     <w:p>
@@ -5320,7 +5320,7 @@
         <w:rPr>
           <w:b w:val="0"/>
         </w:rPr>
-        <w:t>[00:21:04.600] 那那我们说这个有这个。我们谈到善和不善呢，有时候也会讲到它是有病的、无病的，或者是健康的不健康的。好，那么在巴利里面呢，这个有病呢，它是指不病啊，就sārogā。啊，这个sārogā无病呢，是ārogā啊。rogā呢，是等于病啊。sārogā呢，是这个这个没有不病啊。所以他这个巴利的这个对于有病呢，就是要没有不病。啊，这个没有不病呢，就是说类似于就是像我们说善和不善的这样的区别的啊，就是你不善生起来的时候，它就是没有散。好。也就是说，因为他有烦恼染污的缘故啊，所以他是有病的。也正因为这样，他是有罪的啊。</w:t>
+        <w:t>[00:21:04.600] 那那我们说这个有这个。我们谈到善和不善呢，有时候也会讲到它是有病的、无病的，或者是健康的不健康的。好，那么在巴利里面呢，「有病」呢就是 sāroga（sa+roga）；「无病」呢是 āroga。好。也就是说，因为他有烦恼染污的缘故啊，所以他是有病的。也正因为这样，他是有罪的啊。</w:t>
       </w:r>
     </w:p>
     <w:p>
@@ -5416,7 +5416,7 @@
         <w:rPr>
           <w:b w:val="0"/>
         </w:rPr>
-        <w:t>[00:26:45.750] 如果你过去修过这个遍禅的话呢，这个经典里形容啊，就像仙草席一样，拉到一角一拉开啊，十方的这个色遍就被你宣掉了，你就直接进入空无边处定啊啊，那从空无边处定稳定的，然后你取空无边处的禅那心，心证得识无边处定啊。那证得识无边处定完以后呢，你想再往前走，你取在识无边处定的时候，空无边处定的刹那，心不存在，而进入无所有处定啊，那无所有处定稳定的时候，你再取无所有处的禅那心，注意它是殊胜的，它是寂静的，而能够证得非想非非想处定。那我们能看到色无色界定呢，它的禅支都是。这个这个色和意、境性啊，就是跟四禅是一样的，但它的所缘不同，</w:t>
+        <w:t>[00:26:45.750] 如果你过去修过这个遍禅的话呢，这个经典里形容啊，就像草席一样，拉其一角（而掀开），十方的色遍就被你掀掉了，你就直接进入空无边处定啊啊，那从空无边处定稳定的，然后你取空无边处的禅那心，心证得识无边处定啊。那证得识无边处定完以后呢，你想再往前走，你取在识无边处定的时候，空无边处定的刹那，心不存在，而进入无所有处定啊，那无所有处定稳定的时候，你再取无所有处的禅那心，注意它是殊胜的，它是寂静的，而能够证得非想非非想处定。那我们能看到色无色界定呢，它的禅支都是。这个这个色和意、境性啊，就是跟四禅是一样的，但它的所缘不同，</w:t>
       </w:r>
     </w:p>
     <w:p>
